--- a/Documents/Testplan_C13_MessyCode_Azur.docx
+++ b/Documents/Testplan_C13_MessyCode_Azur.docx
@@ -218,11 +218,9 @@
       <w:r>
         <w:t xml:space="preserve">Registratie </w:t>
       </w:r>
-      <w:proofErr w:type="spellStart"/>
-      <w:r>
-        <w:t>process</w:t>
-      </w:r>
-      <w:proofErr w:type="spellEnd"/>
+      <w:r>
+        <w:t>proces</w:t>
+      </w:r>
     </w:p>
     <w:p/>
     <w:p>
